--- a/Collatio/5/1. Textos/1. Marcados/5-E.docx
+++ b/Collatio/5/1. Textos/1. Marcados/5-E.docx
@@ -1,71 +1,1605 @@
 
 <file path=word/document.xml><?xml version="1.0" encoding="utf-8"?>
-<w:document xmlns:wpc="http://schemas.microsoft.com/office/word/2010/wordprocessingCanvas" xmlns:cx="http://schemas.microsoft.com/office/drawing/2014/chartex" xmlns:cx1="http://schemas.microsoft.com/office/drawing/2015/9/8/chartex" xmlns:cx2="http://schemas.microsoft.com/office/drawing/2015/10/21/chartex" xmlns:cx3="http://schemas.microsoft.com/office/drawing/2016/5/9/chartex" xmlns:cx4="http://schemas.microsoft.com/office/drawing/2016/5/10/chartex" xmlns:cx5="http://schemas.microsoft.com/office/drawing/2016/5/11/chartex" xmlns:cx6="http://schemas.microsoft.com/office/drawing/2016/5/12/chartex" xmlns:cx7="http://schemas.microsoft.com/office/drawing/2016/5/13/chartex" xmlns:cx8="http://schemas.microsoft.com/office/drawing/2016/5/14/chartex" xmlns:mc="http://schemas.openxmlformats.org/markup-compatibility/2006" xmlns:aink="http://schemas.microsoft.com/office/drawing/2016/ink" xmlns:am3d="http://schemas.microsoft.com/office/drawing/2017/model3d" xmlns:o="urn:schemas-microsoft-com:office:office" xmlns:oel="http://schemas.microsoft.com/office/2019/extlst" xmlns:r="http://schemas.openxmlformats.org/officeDocument/2006/relationships" xmlns:m="http://schemas.openxmlformats.org/officeDocument/2006/math" xmlns:v="urn:schemas-microsoft-com:vml" xmlns:wp14="http://schemas.microsoft.com/office/word/2010/wordprocessingDrawing" xmlns:wp="http://schemas.openxmlformats.org/drawingml/2006/wordprocessingDrawing" xmlns:w10="urn:schemas-microsoft-com:office:word" xmlns:w="http://schemas.openxmlformats.org/wordprocessingml/2006/main" xmlns:w14="http://schemas.microsoft.com/office/word/2010/wordml" xmlns:w15="http://schemas.microsoft.com/office/word/2012/wordml" xmlns:w16cex="http://schemas.microsoft.com/office/word/2018/wordml/cex" xmlns:w16cid="http://schemas.microsoft.com/office/word/2016/wordml/cid" xmlns:w16="http://schemas.microsoft.com/office/word/2018/wordml" xmlns:w16sdtdh="http://schemas.microsoft.com/office/word/2020/wordml/sdtdatahash" xmlns:w16se="http://schemas.microsoft.com/office/word/2015/wordml/symex" xmlns:wpg="http://schemas.microsoft.com/office/word/2010/wordprocessingGroup" xmlns:wpi="http://schemas.microsoft.com/office/word/2010/wordprocessingInk" xmlns:wne="http://schemas.microsoft.com/office/word/2006/wordml" xmlns:wps="http://schemas.microsoft.com/office/word/2010/wordprocessingShape" mc:Ignorable="w14 w15 w16se w16cid w16 w16cex w16sdtdh wp14">
+<w:document xmlns:wpc="http://schemas.microsoft.com/office/word/2010/wordprocessingCanvas" xmlns:cx="http://schemas.microsoft.com/office/drawing/2014/chartex" xmlns:cx1="http://schemas.microsoft.com/office/drawing/2015/9/8/chartex" xmlns:cx2="http://schemas.microsoft.com/office/drawing/2015/10/21/chartex" xmlns:cx3="http://schemas.microsoft.com/office/drawing/2016/5/9/chartex" xmlns:cx4="http://schemas.microsoft.com/office/drawing/2016/5/10/chartex" xmlns:cx5="http://schemas.microsoft.com/office/drawing/2016/5/11/chartex" xmlns:cx6="http://schemas.microsoft.com/office/drawing/2016/5/12/chartex" xmlns:cx7="http://schemas.microsoft.com/office/drawing/2016/5/13/chartex" xmlns:cx8="http://schemas.microsoft.com/office/drawing/2016/5/14/chartex" xmlns:mc="http://schemas.openxmlformats.org/markup-compatibility/2006" xmlns:aink="http://schemas.microsoft.com/office/drawing/2016/ink" xmlns:am3d="http://schemas.microsoft.com/office/drawing/2017/model3d" xmlns:o="urn:schemas-microsoft-com:office:office" xmlns:oel="http://schemas.microsoft.com/office/2019/extlst" xmlns:r="http://schemas.openxmlformats.org/officeDocument/2006/relationships" xmlns:m="http://schemas.openxmlformats.org/officeDocument/2006/math" xmlns:v="urn:schemas-microsoft-com:vml" xmlns:wp14="http://schemas.microsoft.com/office/word/2010/wordprocessingDrawing" xmlns:wp="http://schemas.openxmlformats.org/drawingml/2006/wordprocessingDrawing" xmlns:w10="urn:schemas-microsoft-com:office:word" xmlns:w="http://schemas.openxmlformats.org/wordprocessingml/2006/main" xmlns:w14="http://schemas.microsoft.com/office/word/2010/wordml" xmlns:w15="http://schemas.microsoft.com/office/word/2012/wordml" xmlns:w16cex="http://schemas.microsoft.com/office/word/2018/wordml/cex" xmlns:w16cid="http://schemas.microsoft.com/office/word/2016/wordml/cid" xmlns:w16="http://schemas.microsoft.com/office/word/2018/wordml" xmlns:w16du="http://schemas.microsoft.com/office/word/2023/wordml/word16du" xmlns:w16sdtdh="http://schemas.microsoft.com/office/word/2020/wordml/sdtdatahash" xmlns:w16sdtfl="http://schemas.microsoft.com/office/word/2024/wordml/sdtformatlock" xmlns:w16se="http://schemas.microsoft.com/office/word/2015/wordml/symex" xmlns:wpg="http://schemas.microsoft.com/office/word/2010/wordprocessingGroup" xmlns:wpi="http://schemas.microsoft.com/office/word/2010/wordprocessingInk" xmlns:wne="http://schemas.microsoft.com/office/word/2006/wordml" xmlns:wps="http://schemas.microsoft.com/office/word/2010/wordprocessingShape" mc:Ignorable="w14 w15 w16se w16cid w16 w16cex w16sdtdh w16sdtfl w16du wp14">
   <w:body>
     <w:p>
       <w:pPr>
         <w:rPr>
-          <w:rFonts w:ascii="Garamond" w:hAnsi="Garamond"/>
+          <w:rFonts w:ascii="Brill" w:hAnsi="Brill"/>
         </w:rPr>
       </w:pPr>
       <w:r>
         <w:rPr>
-          <w:rFonts w:ascii="Garamond" w:hAnsi="Garamond"/>
+          <w:rFonts w:ascii="Brill" w:hAnsi="Brill"/>
           <w:color w:val="FF0000"/>
         </w:rPr>
         <w:t>78v</w:t>
       </w:r>
       <w:r>
         <w:rPr>
-          <w:rFonts w:ascii="Garamond" w:hAnsi="Garamond"/>
-        </w:rPr>
-        <w:t xml:space="preserve"> Dixo el discipulo maestro dime que figura a dios en si % Esta demanda te fago por que lo dize en la vribia que dixo dios quando formo Adan % fagamos honbre a nuestra semejança el que fizo el ome a la figura que el ome es % E dezia qual queria fazer a si. da se a entender que el avia aquella figura a que fizo el ombre % por esto te ruego que me saques d esta dubda % respondio el maestro sepas que dios non ha figura ninguna quanto en dios % E los santos vien aventurados que estan en la gloria de paraiso ante el non le pueden ver otra semejança si no luz de claridad que ha en si % y esto quanto vizio y quanto vien ellos han de que non se pueden abondar por ningund tienpo e a lo que tu demandas que dize en la vribia que dixo dios quando formo Adan % fagamos onbre a nuestra imagen e a nuestra semejança que se daba a entender que pues Adan avia aquella figura que tal la avia el % sepas que el entendimiento d esta razon no es este mas es el que agora te yo dire antes que dios formase Adan avia a fazer contra el en como avia de pecar y errar e asi como el nuestro señor sabia que Adan avia de errar contra el </w:t>
-      </w:r>
-      <w:r>
-        <w:rPr>
-          <w:rFonts w:ascii="Garamond" w:hAnsi="Garamond"/>
+          <w:rFonts w:ascii="Brill" w:hAnsi="Brill"/>
+        </w:rPr>
+        <w:t xml:space="preserve"> Dixo el </w:t>
+      </w:r>
+      <w:proofErr w:type="spellStart"/>
+      <w:r>
+        <w:rPr>
+          <w:rFonts w:ascii="Brill" w:hAnsi="Brill"/>
+        </w:rPr>
+        <w:t>discipulo</w:t>
+      </w:r>
+      <w:proofErr w:type="spellEnd"/>
+      <w:r>
+        <w:rPr>
+          <w:rFonts w:ascii="Brill" w:hAnsi="Brill"/>
+        </w:rPr>
+        <w:t xml:space="preserve"> maestro dime que figura a dios en si % Esta demanda te fago </w:t>
+      </w:r>
+      <w:proofErr w:type="spellStart"/>
+      <w:r>
+        <w:rPr>
+          <w:rFonts w:ascii="Brill" w:hAnsi="Brill"/>
+        </w:rPr>
+        <w:t>por que</w:t>
+      </w:r>
+      <w:proofErr w:type="spellEnd"/>
+      <w:r>
+        <w:rPr>
+          <w:rFonts w:ascii="Brill" w:hAnsi="Brill"/>
+        </w:rPr>
+        <w:t xml:space="preserve"> lo dize en la </w:t>
+      </w:r>
+      <w:proofErr w:type="spellStart"/>
+      <w:r>
+        <w:rPr>
+          <w:rFonts w:ascii="Brill" w:hAnsi="Brill"/>
+        </w:rPr>
+        <w:t>vribia</w:t>
+      </w:r>
+      <w:proofErr w:type="spellEnd"/>
+      <w:r>
+        <w:rPr>
+          <w:rFonts w:ascii="Brill" w:hAnsi="Brill"/>
+        </w:rPr>
+        <w:t xml:space="preserve"> que dixo dios </w:t>
+      </w:r>
+      <w:proofErr w:type="spellStart"/>
+      <w:r>
+        <w:rPr>
+          <w:rFonts w:ascii="Brill" w:hAnsi="Brill"/>
+        </w:rPr>
+        <w:t>quando</w:t>
+      </w:r>
+      <w:proofErr w:type="spellEnd"/>
+      <w:r>
+        <w:rPr>
+          <w:rFonts w:ascii="Brill" w:hAnsi="Brill"/>
+        </w:rPr>
+        <w:t xml:space="preserve"> formo </w:t>
+      </w:r>
+      <w:proofErr w:type="spellStart"/>
+      <w:r>
+        <w:rPr>
+          <w:rFonts w:ascii="Brill" w:hAnsi="Brill"/>
+        </w:rPr>
+        <w:t>Adan</w:t>
+      </w:r>
+      <w:proofErr w:type="spellEnd"/>
+      <w:r>
+        <w:rPr>
+          <w:rFonts w:ascii="Brill" w:hAnsi="Brill"/>
+        </w:rPr>
+        <w:t xml:space="preserve"> % </w:t>
+      </w:r>
+      <w:proofErr w:type="spellStart"/>
+      <w:r>
+        <w:rPr>
+          <w:rFonts w:ascii="Brill" w:hAnsi="Brill"/>
+        </w:rPr>
+        <w:t>fagamos</w:t>
+      </w:r>
+      <w:proofErr w:type="spellEnd"/>
+      <w:r>
+        <w:rPr>
+          <w:rFonts w:ascii="Brill" w:hAnsi="Brill"/>
+        </w:rPr>
+        <w:t xml:space="preserve"> </w:t>
+      </w:r>
+      <w:proofErr w:type="spellStart"/>
+      <w:r>
+        <w:rPr>
+          <w:rFonts w:ascii="Brill" w:hAnsi="Brill"/>
+        </w:rPr>
+        <w:t>honbre</w:t>
+      </w:r>
+      <w:proofErr w:type="spellEnd"/>
+      <w:r>
+        <w:rPr>
+          <w:rFonts w:ascii="Brill" w:hAnsi="Brill"/>
+        </w:rPr>
+        <w:t xml:space="preserve"> a nuestra semejança el que fizo el </w:t>
+      </w:r>
+      <w:proofErr w:type="spellStart"/>
+      <w:r>
+        <w:rPr>
+          <w:rFonts w:ascii="Brill" w:hAnsi="Brill"/>
+        </w:rPr>
+        <w:t>ome</w:t>
+      </w:r>
+      <w:proofErr w:type="spellEnd"/>
+      <w:r>
+        <w:rPr>
+          <w:rFonts w:ascii="Brill" w:hAnsi="Brill"/>
+        </w:rPr>
+        <w:t xml:space="preserve"> a la figura que el </w:t>
+      </w:r>
+      <w:proofErr w:type="spellStart"/>
+      <w:r>
+        <w:rPr>
+          <w:rFonts w:ascii="Brill" w:hAnsi="Brill"/>
+        </w:rPr>
+        <w:t>ome</w:t>
+      </w:r>
+      <w:proofErr w:type="spellEnd"/>
+      <w:r>
+        <w:rPr>
+          <w:rFonts w:ascii="Brill" w:hAnsi="Brill"/>
+        </w:rPr>
+        <w:t xml:space="preserve"> es % E </w:t>
+      </w:r>
+      <w:proofErr w:type="spellStart"/>
+      <w:r>
+        <w:rPr>
+          <w:rFonts w:ascii="Brill" w:hAnsi="Brill"/>
+        </w:rPr>
+        <w:t>dezia</w:t>
+      </w:r>
+      <w:proofErr w:type="spellEnd"/>
+      <w:r>
+        <w:rPr>
+          <w:rFonts w:ascii="Brill" w:hAnsi="Brill"/>
+        </w:rPr>
+        <w:t xml:space="preserve"> </w:t>
+      </w:r>
+      <w:proofErr w:type="spellStart"/>
+      <w:r>
+        <w:rPr>
+          <w:rFonts w:ascii="Brill" w:hAnsi="Brill"/>
+        </w:rPr>
+        <w:t>qual</w:t>
+      </w:r>
+      <w:proofErr w:type="spellEnd"/>
+      <w:r>
+        <w:rPr>
+          <w:rFonts w:ascii="Brill" w:hAnsi="Brill"/>
+        </w:rPr>
+        <w:t xml:space="preserve"> </w:t>
+      </w:r>
+      <w:proofErr w:type="spellStart"/>
+      <w:r>
+        <w:rPr>
+          <w:rFonts w:ascii="Brill" w:hAnsi="Brill"/>
+        </w:rPr>
+        <w:t>queria</w:t>
+      </w:r>
+      <w:proofErr w:type="spellEnd"/>
+      <w:r>
+        <w:rPr>
+          <w:rFonts w:ascii="Brill" w:hAnsi="Brill"/>
+        </w:rPr>
+        <w:t xml:space="preserve"> fazer a </w:t>
+      </w:r>
+      <w:proofErr w:type="spellStart"/>
+      <w:r>
+        <w:rPr>
+          <w:rFonts w:ascii="Brill" w:hAnsi="Brill"/>
+        </w:rPr>
+        <w:t>si</w:t>
+      </w:r>
+      <w:proofErr w:type="spellEnd"/>
+      <w:r>
+        <w:rPr>
+          <w:rFonts w:ascii="Brill" w:hAnsi="Brill"/>
+        </w:rPr>
+        <w:t xml:space="preserve">. da </w:t>
+      </w:r>
+      <w:proofErr w:type="spellStart"/>
+      <w:r>
+        <w:rPr>
+          <w:rFonts w:ascii="Brill" w:hAnsi="Brill"/>
+        </w:rPr>
+        <w:t>se</w:t>
+      </w:r>
+      <w:proofErr w:type="spellEnd"/>
+      <w:r>
+        <w:rPr>
+          <w:rFonts w:ascii="Brill" w:hAnsi="Brill"/>
+        </w:rPr>
+        <w:t xml:space="preserve"> a entender que el </w:t>
+      </w:r>
+      <w:proofErr w:type="spellStart"/>
+      <w:r>
+        <w:rPr>
+          <w:rFonts w:ascii="Brill" w:hAnsi="Brill"/>
+        </w:rPr>
+        <w:t>avia</w:t>
+      </w:r>
+      <w:proofErr w:type="spellEnd"/>
+      <w:r>
+        <w:rPr>
+          <w:rFonts w:ascii="Brill" w:hAnsi="Brill"/>
+        </w:rPr>
+        <w:t xml:space="preserve"> aquella figura a que fizo el ombre % por esto te ruego que me saques d esta dubda % </w:t>
+      </w:r>
+      <w:proofErr w:type="spellStart"/>
+      <w:r>
+        <w:rPr>
+          <w:rFonts w:ascii="Brill" w:hAnsi="Brill"/>
+        </w:rPr>
+        <w:t>respondio</w:t>
+      </w:r>
+      <w:proofErr w:type="spellEnd"/>
+      <w:r>
+        <w:rPr>
+          <w:rFonts w:ascii="Brill" w:hAnsi="Brill"/>
+        </w:rPr>
+        <w:t xml:space="preserve"> el maestro sepas que dios non ha figura ninguna </w:t>
+      </w:r>
+      <w:proofErr w:type="spellStart"/>
+      <w:r>
+        <w:rPr>
+          <w:rFonts w:ascii="Brill" w:hAnsi="Brill"/>
+        </w:rPr>
+        <w:t>quanto</w:t>
+      </w:r>
+      <w:proofErr w:type="spellEnd"/>
+      <w:r>
+        <w:rPr>
+          <w:rFonts w:ascii="Brill" w:hAnsi="Brill"/>
+        </w:rPr>
+        <w:t xml:space="preserve"> en dios % E los santos </w:t>
+      </w:r>
+      <w:proofErr w:type="spellStart"/>
+      <w:r>
+        <w:rPr>
+          <w:rFonts w:ascii="Brill" w:hAnsi="Brill"/>
+        </w:rPr>
+        <w:t>vien</w:t>
+      </w:r>
+      <w:proofErr w:type="spellEnd"/>
+      <w:r>
+        <w:rPr>
+          <w:rFonts w:ascii="Brill" w:hAnsi="Brill"/>
+        </w:rPr>
+        <w:t xml:space="preserve"> aventurados que </w:t>
+      </w:r>
+      <w:proofErr w:type="spellStart"/>
+      <w:r>
+        <w:rPr>
+          <w:rFonts w:ascii="Brill" w:hAnsi="Brill"/>
+        </w:rPr>
+        <w:t>estan</w:t>
+      </w:r>
+      <w:proofErr w:type="spellEnd"/>
+      <w:r>
+        <w:rPr>
+          <w:rFonts w:ascii="Brill" w:hAnsi="Brill"/>
+        </w:rPr>
+        <w:t xml:space="preserve"> en la gloria de </w:t>
+      </w:r>
+      <w:proofErr w:type="spellStart"/>
+      <w:r>
+        <w:rPr>
+          <w:rFonts w:ascii="Brill" w:hAnsi="Brill"/>
+        </w:rPr>
+        <w:t>paraiso</w:t>
+      </w:r>
+      <w:proofErr w:type="spellEnd"/>
+      <w:r>
+        <w:rPr>
+          <w:rFonts w:ascii="Brill" w:hAnsi="Brill"/>
+        </w:rPr>
+        <w:t xml:space="preserve"> ante el non le pueden ver otra semejança si no luz de claridad que ha en si % y esto </w:t>
+      </w:r>
+      <w:proofErr w:type="spellStart"/>
+      <w:r>
+        <w:rPr>
+          <w:rFonts w:ascii="Brill" w:hAnsi="Brill"/>
+        </w:rPr>
+        <w:t>quanto</w:t>
+      </w:r>
+      <w:proofErr w:type="spellEnd"/>
+      <w:r>
+        <w:rPr>
+          <w:rFonts w:ascii="Brill" w:hAnsi="Brill"/>
+        </w:rPr>
+        <w:t xml:space="preserve"> </w:t>
+      </w:r>
+      <w:proofErr w:type="spellStart"/>
+      <w:r>
+        <w:rPr>
+          <w:rFonts w:ascii="Brill" w:hAnsi="Brill"/>
+        </w:rPr>
+        <w:t>vizio</w:t>
+      </w:r>
+      <w:proofErr w:type="spellEnd"/>
+      <w:r>
+        <w:rPr>
+          <w:rFonts w:ascii="Brill" w:hAnsi="Brill"/>
+        </w:rPr>
+        <w:t xml:space="preserve"> y </w:t>
+      </w:r>
+      <w:proofErr w:type="spellStart"/>
+      <w:r>
+        <w:rPr>
+          <w:rFonts w:ascii="Brill" w:hAnsi="Brill"/>
+        </w:rPr>
+        <w:t>quanto</w:t>
+      </w:r>
+      <w:proofErr w:type="spellEnd"/>
+      <w:r>
+        <w:rPr>
+          <w:rFonts w:ascii="Brill" w:hAnsi="Brill"/>
+        </w:rPr>
+        <w:t xml:space="preserve"> </w:t>
+      </w:r>
+      <w:proofErr w:type="spellStart"/>
+      <w:r>
+        <w:rPr>
+          <w:rFonts w:ascii="Brill" w:hAnsi="Brill"/>
+        </w:rPr>
+        <w:t>vien</w:t>
+      </w:r>
+      <w:proofErr w:type="spellEnd"/>
+      <w:r>
+        <w:rPr>
+          <w:rFonts w:ascii="Brill" w:hAnsi="Brill"/>
+        </w:rPr>
+        <w:t xml:space="preserve"> ellos han de que non se pueden </w:t>
+      </w:r>
+      <w:proofErr w:type="spellStart"/>
+      <w:r>
+        <w:rPr>
+          <w:rFonts w:ascii="Brill" w:hAnsi="Brill"/>
+        </w:rPr>
+        <w:t>abondar</w:t>
+      </w:r>
+      <w:proofErr w:type="spellEnd"/>
+      <w:r>
+        <w:rPr>
+          <w:rFonts w:ascii="Brill" w:hAnsi="Brill"/>
+        </w:rPr>
+        <w:t xml:space="preserve"> por </w:t>
+      </w:r>
+      <w:proofErr w:type="spellStart"/>
+      <w:r>
+        <w:rPr>
+          <w:rFonts w:ascii="Brill" w:hAnsi="Brill"/>
+        </w:rPr>
+        <w:t>ningund</w:t>
+      </w:r>
+      <w:proofErr w:type="spellEnd"/>
+      <w:r>
+        <w:rPr>
+          <w:rFonts w:ascii="Brill" w:hAnsi="Brill"/>
+        </w:rPr>
+        <w:t xml:space="preserve"> </w:t>
+      </w:r>
+      <w:proofErr w:type="spellStart"/>
+      <w:r>
+        <w:rPr>
+          <w:rFonts w:ascii="Brill" w:hAnsi="Brill"/>
+        </w:rPr>
+        <w:t>tienpo</w:t>
+      </w:r>
+      <w:proofErr w:type="spellEnd"/>
+      <w:r>
+        <w:rPr>
+          <w:rFonts w:ascii="Brill" w:hAnsi="Brill"/>
+        </w:rPr>
+        <w:t xml:space="preserve"> e a lo que tu demandas que dize en la </w:t>
+      </w:r>
+      <w:proofErr w:type="spellStart"/>
+      <w:r>
+        <w:rPr>
+          <w:rFonts w:ascii="Brill" w:hAnsi="Brill"/>
+        </w:rPr>
+        <w:t>vribia</w:t>
+      </w:r>
+      <w:proofErr w:type="spellEnd"/>
+      <w:r>
+        <w:rPr>
+          <w:rFonts w:ascii="Brill" w:hAnsi="Brill"/>
+        </w:rPr>
+        <w:t xml:space="preserve"> que dixo dios </w:t>
+      </w:r>
+      <w:proofErr w:type="spellStart"/>
+      <w:r>
+        <w:rPr>
+          <w:rFonts w:ascii="Brill" w:hAnsi="Brill"/>
+        </w:rPr>
+        <w:t>quando</w:t>
+      </w:r>
+      <w:proofErr w:type="spellEnd"/>
+      <w:r>
+        <w:rPr>
+          <w:rFonts w:ascii="Brill" w:hAnsi="Brill"/>
+        </w:rPr>
+        <w:t xml:space="preserve"> formo </w:t>
+      </w:r>
+      <w:proofErr w:type="spellStart"/>
+      <w:r>
+        <w:rPr>
+          <w:rFonts w:ascii="Brill" w:hAnsi="Brill"/>
+        </w:rPr>
+        <w:t>Adan</w:t>
+      </w:r>
+      <w:proofErr w:type="spellEnd"/>
+      <w:r>
+        <w:rPr>
+          <w:rFonts w:ascii="Brill" w:hAnsi="Brill"/>
+        </w:rPr>
+        <w:t xml:space="preserve"> % </w:t>
+      </w:r>
+      <w:proofErr w:type="spellStart"/>
+      <w:r>
+        <w:rPr>
+          <w:rFonts w:ascii="Brill" w:hAnsi="Brill"/>
+        </w:rPr>
+        <w:t>fagamos</w:t>
+      </w:r>
+      <w:proofErr w:type="spellEnd"/>
+      <w:r>
+        <w:rPr>
+          <w:rFonts w:ascii="Brill" w:hAnsi="Brill"/>
+        </w:rPr>
+        <w:t xml:space="preserve"> </w:t>
+      </w:r>
+      <w:proofErr w:type="spellStart"/>
+      <w:r>
+        <w:rPr>
+          <w:rFonts w:ascii="Brill" w:hAnsi="Brill"/>
+        </w:rPr>
+        <w:t>onbre</w:t>
+      </w:r>
+      <w:proofErr w:type="spellEnd"/>
+      <w:r>
+        <w:rPr>
+          <w:rFonts w:ascii="Brill" w:hAnsi="Brill"/>
+        </w:rPr>
+        <w:t xml:space="preserve"> a nuestra imagen e a nuestra semejança que se daba a entender que pues </w:t>
+      </w:r>
+      <w:proofErr w:type="spellStart"/>
+      <w:r>
+        <w:rPr>
+          <w:rFonts w:ascii="Brill" w:hAnsi="Brill"/>
+        </w:rPr>
+        <w:t>Adan</w:t>
+      </w:r>
+      <w:proofErr w:type="spellEnd"/>
+      <w:r>
+        <w:rPr>
+          <w:rFonts w:ascii="Brill" w:hAnsi="Brill"/>
+        </w:rPr>
+        <w:t xml:space="preserve"> </w:t>
+      </w:r>
+      <w:proofErr w:type="spellStart"/>
+      <w:r>
+        <w:rPr>
+          <w:rFonts w:ascii="Brill" w:hAnsi="Brill"/>
+        </w:rPr>
+        <w:t>avia</w:t>
+      </w:r>
+      <w:proofErr w:type="spellEnd"/>
+      <w:r>
+        <w:rPr>
+          <w:rFonts w:ascii="Brill" w:hAnsi="Brill"/>
+        </w:rPr>
+        <w:t xml:space="preserve"> aquella figura que tal la </w:t>
+      </w:r>
+      <w:proofErr w:type="spellStart"/>
+      <w:r>
+        <w:rPr>
+          <w:rFonts w:ascii="Brill" w:hAnsi="Brill"/>
+        </w:rPr>
+        <w:t>avia</w:t>
+      </w:r>
+      <w:proofErr w:type="spellEnd"/>
+      <w:r>
+        <w:rPr>
+          <w:rFonts w:ascii="Brill" w:hAnsi="Brill"/>
+        </w:rPr>
+        <w:t xml:space="preserve"> el % sepas que el entendimiento d esta </w:t>
+      </w:r>
+      <w:proofErr w:type="spellStart"/>
+      <w:r>
+        <w:rPr>
+          <w:rFonts w:ascii="Brill" w:hAnsi="Brill"/>
+        </w:rPr>
+        <w:t>razon</w:t>
+      </w:r>
+      <w:proofErr w:type="spellEnd"/>
+      <w:r>
+        <w:rPr>
+          <w:rFonts w:ascii="Brill" w:hAnsi="Brill"/>
+        </w:rPr>
+        <w:t xml:space="preserve"> no es este mas es el que agora te yo </w:t>
+      </w:r>
+      <w:proofErr w:type="spellStart"/>
+      <w:r>
+        <w:rPr>
+          <w:rFonts w:ascii="Brill" w:hAnsi="Brill"/>
+        </w:rPr>
+        <w:t>dire</w:t>
+      </w:r>
+      <w:proofErr w:type="spellEnd"/>
+      <w:r>
+        <w:rPr>
+          <w:rFonts w:ascii="Brill" w:hAnsi="Brill"/>
+        </w:rPr>
+        <w:t xml:space="preserve"> antes que dios formase </w:t>
+      </w:r>
+      <w:proofErr w:type="spellStart"/>
+      <w:r>
+        <w:rPr>
+          <w:rFonts w:ascii="Brill" w:hAnsi="Brill"/>
+        </w:rPr>
+        <w:t>Adan</w:t>
+      </w:r>
+      <w:proofErr w:type="spellEnd"/>
+      <w:r>
+        <w:rPr>
+          <w:rFonts w:ascii="Brill" w:hAnsi="Brill"/>
+        </w:rPr>
+        <w:t xml:space="preserve"> </w:t>
+      </w:r>
+      <w:proofErr w:type="spellStart"/>
+      <w:r>
+        <w:rPr>
+          <w:rFonts w:ascii="Brill" w:hAnsi="Brill"/>
+        </w:rPr>
+        <w:t>avia</w:t>
+      </w:r>
+      <w:proofErr w:type="spellEnd"/>
+      <w:r>
+        <w:rPr>
+          <w:rFonts w:ascii="Brill" w:hAnsi="Brill"/>
+        </w:rPr>
+        <w:t xml:space="preserve"> a fazer contra el en como </w:t>
+      </w:r>
+      <w:proofErr w:type="spellStart"/>
+      <w:r>
+        <w:rPr>
+          <w:rFonts w:ascii="Brill" w:hAnsi="Brill"/>
+        </w:rPr>
+        <w:t>avia</w:t>
+      </w:r>
+      <w:proofErr w:type="spellEnd"/>
+      <w:r>
+        <w:rPr>
+          <w:rFonts w:ascii="Brill" w:hAnsi="Brill"/>
+        </w:rPr>
+        <w:t xml:space="preserve"> de pecar y errar e </w:t>
+      </w:r>
+      <w:proofErr w:type="spellStart"/>
+      <w:r>
+        <w:rPr>
+          <w:rFonts w:ascii="Brill" w:hAnsi="Brill"/>
+        </w:rPr>
+        <w:t>asi</w:t>
+      </w:r>
+      <w:proofErr w:type="spellEnd"/>
+      <w:r>
+        <w:rPr>
+          <w:rFonts w:ascii="Brill" w:hAnsi="Brill"/>
+        </w:rPr>
+        <w:t xml:space="preserve"> como el nuestro señor </w:t>
+      </w:r>
+      <w:proofErr w:type="spellStart"/>
+      <w:r>
+        <w:rPr>
+          <w:rFonts w:ascii="Brill" w:hAnsi="Brill"/>
+        </w:rPr>
+        <w:t>sabia</w:t>
+      </w:r>
+      <w:proofErr w:type="spellEnd"/>
+      <w:r>
+        <w:rPr>
+          <w:rFonts w:ascii="Brill" w:hAnsi="Brill"/>
+        </w:rPr>
+        <w:t xml:space="preserve"> que </w:t>
+      </w:r>
+      <w:proofErr w:type="spellStart"/>
+      <w:r>
+        <w:rPr>
+          <w:rFonts w:ascii="Brill" w:hAnsi="Brill"/>
+        </w:rPr>
+        <w:t>Adan</w:t>
+      </w:r>
+      <w:proofErr w:type="spellEnd"/>
+      <w:r>
+        <w:rPr>
+          <w:rFonts w:ascii="Brill" w:hAnsi="Brill"/>
+        </w:rPr>
+        <w:t xml:space="preserve"> </w:t>
+      </w:r>
+      <w:proofErr w:type="spellStart"/>
+      <w:r>
+        <w:rPr>
+          <w:rFonts w:ascii="Brill" w:hAnsi="Brill"/>
+        </w:rPr>
+        <w:t>avia</w:t>
+      </w:r>
+      <w:proofErr w:type="spellEnd"/>
+      <w:r>
+        <w:rPr>
+          <w:rFonts w:ascii="Brill" w:hAnsi="Brill"/>
+        </w:rPr>
+        <w:t xml:space="preserve"> de errar contra el </w:t>
+      </w:r>
+      <w:r>
+        <w:rPr>
+          <w:rFonts w:ascii="Brill" w:hAnsi="Brill"/>
           <w:color w:val="FF0000"/>
         </w:rPr>
         <w:t xml:space="preserve">aviendo </w:t>
       </w:r>
-      <w:r>
-        <w:rPr>
-          <w:rFonts w:ascii="Garamond" w:hAnsi="Garamond"/>
-        </w:rPr>
-        <w:t xml:space="preserve">aviendo forma de onbre conplido luego hordeno en si mismo que tal yerro como este que se avia a fazer por ombre vibo de carne que era Adan % que conbenia que en aquella figura en que se fazia el peccado y el yerro que en aquella figura se tollese e se enmendase e vio nuestro señor de como Adan era el primer ombre que el fizo nascer en el mundo e non podia toller el yerro de aquel peccado si no por si mismo </w:t>
-      </w:r>
-      <w:r>
-        <w:rPr>
-          <w:rFonts w:ascii="Garamond" w:hAnsi="Garamond"/>
+      <w:proofErr w:type="spellStart"/>
+      <w:r>
+        <w:rPr>
+          <w:rFonts w:ascii="Brill" w:hAnsi="Brill"/>
+        </w:rPr>
+        <w:t>aviendo</w:t>
+      </w:r>
+      <w:proofErr w:type="spellEnd"/>
+      <w:r>
+        <w:rPr>
+          <w:rFonts w:ascii="Brill" w:hAnsi="Brill"/>
+        </w:rPr>
+        <w:t xml:space="preserve"> forma de </w:t>
+      </w:r>
+      <w:proofErr w:type="spellStart"/>
+      <w:r>
+        <w:rPr>
+          <w:rFonts w:ascii="Brill" w:hAnsi="Brill"/>
+        </w:rPr>
+        <w:t>onbre</w:t>
+      </w:r>
+      <w:proofErr w:type="spellEnd"/>
+      <w:r>
+        <w:rPr>
+          <w:rFonts w:ascii="Brill" w:hAnsi="Brill"/>
+        </w:rPr>
+        <w:t xml:space="preserve"> </w:t>
+      </w:r>
+      <w:proofErr w:type="spellStart"/>
+      <w:r>
+        <w:rPr>
+          <w:rFonts w:ascii="Brill" w:hAnsi="Brill"/>
+        </w:rPr>
+        <w:t>conplido</w:t>
+      </w:r>
+      <w:proofErr w:type="spellEnd"/>
+      <w:r>
+        <w:rPr>
+          <w:rFonts w:ascii="Brill" w:hAnsi="Brill"/>
+        </w:rPr>
+        <w:t xml:space="preserve"> luego </w:t>
+      </w:r>
+      <w:proofErr w:type="spellStart"/>
+      <w:r>
+        <w:rPr>
+          <w:rFonts w:ascii="Brill" w:hAnsi="Brill"/>
+        </w:rPr>
+        <w:t>hordeno</w:t>
+      </w:r>
+      <w:proofErr w:type="spellEnd"/>
+      <w:r>
+        <w:rPr>
+          <w:rFonts w:ascii="Brill" w:hAnsi="Brill"/>
+        </w:rPr>
+        <w:t xml:space="preserve"> en </w:t>
+      </w:r>
+      <w:proofErr w:type="spellStart"/>
+      <w:r>
+        <w:rPr>
+          <w:rFonts w:ascii="Brill" w:hAnsi="Brill"/>
+        </w:rPr>
+        <w:t>si</w:t>
+      </w:r>
+      <w:proofErr w:type="spellEnd"/>
+      <w:r>
+        <w:rPr>
+          <w:rFonts w:ascii="Brill" w:hAnsi="Brill"/>
+        </w:rPr>
+        <w:t xml:space="preserve"> mismo que tal yerro como este que se </w:t>
+      </w:r>
+      <w:proofErr w:type="spellStart"/>
+      <w:r>
+        <w:rPr>
+          <w:rFonts w:ascii="Brill" w:hAnsi="Brill"/>
+        </w:rPr>
+        <w:t>avia</w:t>
+      </w:r>
+      <w:proofErr w:type="spellEnd"/>
+      <w:r>
+        <w:rPr>
+          <w:rFonts w:ascii="Brill" w:hAnsi="Brill"/>
+        </w:rPr>
+        <w:t xml:space="preserve"> a fazer por ombre </w:t>
+      </w:r>
+      <w:proofErr w:type="spellStart"/>
+      <w:r>
+        <w:rPr>
+          <w:rFonts w:ascii="Brill" w:hAnsi="Brill"/>
+        </w:rPr>
+        <w:t>vibo</w:t>
+      </w:r>
+      <w:proofErr w:type="spellEnd"/>
+      <w:r>
+        <w:rPr>
+          <w:rFonts w:ascii="Brill" w:hAnsi="Brill"/>
+        </w:rPr>
+        <w:t xml:space="preserve"> de carne que era </w:t>
+      </w:r>
+      <w:proofErr w:type="spellStart"/>
+      <w:r>
+        <w:rPr>
+          <w:rFonts w:ascii="Brill" w:hAnsi="Brill"/>
+        </w:rPr>
+        <w:t>Adan</w:t>
+      </w:r>
+      <w:proofErr w:type="spellEnd"/>
+      <w:r>
+        <w:rPr>
+          <w:rFonts w:ascii="Brill" w:hAnsi="Brill"/>
+        </w:rPr>
+        <w:t xml:space="preserve"> % que </w:t>
+      </w:r>
+      <w:proofErr w:type="spellStart"/>
+      <w:r>
+        <w:rPr>
+          <w:rFonts w:ascii="Brill" w:hAnsi="Brill"/>
+        </w:rPr>
+        <w:t>conbenia</w:t>
+      </w:r>
+      <w:proofErr w:type="spellEnd"/>
+      <w:r>
+        <w:rPr>
+          <w:rFonts w:ascii="Brill" w:hAnsi="Brill"/>
+        </w:rPr>
+        <w:t xml:space="preserve"> que en aquella figura en que se </w:t>
+      </w:r>
+      <w:proofErr w:type="spellStart"/>
+      <w:r>
+        <w:rPr>
+          <w:rFonts w:ascii="Brill" w:hAnsi="Brill"/>
+        </w:rPr>
+        <w:t>fazia</w:t>
+      </w:r>
+      <w:proofErr w:type="spellEnd"/>
+      <w:r>
+        <w:rPr>
+          <w:rFonts w:ascii="Brill" w:hAnsi="Brill"/>
+        </w:rPr>
+        <w:t xml:space="preserve"> el </w:t>
+      </w:r>
+      <w:proofErr w:type="spellStart"/>
+      <w:r>
+        <w:rPr>
+          <w:rFonts w:ascii="Brill" w:hAnsi="Brill"/>
+        </w:rPr>
+        <w:t>peccado</w:t>
+      </w:r>
+      <w:proofErr w:type="spellEnd"/>
+      <w:r>
+        <w:rPr>
+          <w:rFonts w:ascii="Brill" w:hAnsi="Brill"/>
+        </w:rPr>
+        <w:t xml:space="preserve"> y el yerro que en aquella figura se </w:t>
+      </w:r>
+      <w:proofErr w:type="spellStart"/>
+      <w:r>
+        <w:rPr>
+          <w:rFonts w:ascii="Brill" w:hAnsi="Brill"/>
+        </w:rPr>
+        <w:t>tollese</w:t>
+      </w:r>
+      <w:proofErr w:type="spellEnd"/>
+      <w:r>
+        <w:rPr>
+          <w:rFonts w:ascii="Brill" w:hAnsi="Brill"/>
+        </w:rPr>
+        <w:t xml:space="preserve"> e se enmendase e vio nuestro señor de como </w:t>
+      </w:r>
+      <w:proofErr w:type="spellStart"/>
+      <w:r>
+        <w:rPr>
+          <w:rFonts w:ascii="Brill" w:hAnsi="Brill"/>
+        </w:rPr>
+        <w:t>Adan</w:t>
+      </w:r>
+      <w:proofErr w:type="spellEnd"/>
+      <w:r>
+        <w:rPr>
+          <w:rFonts w:ascii="Brill" w:hAnsi="Brill"/>
+        </w:rPr>
+        <w:t xml:space="preserve"> era el primer ombre que el fizo nascer en el mundo e non </w:t>
+      </w:r>
+      <w:proofErr w:type="spellStart"/>
+      <w:r>
+        <w:rPr>
+          <w:rFonts w:ascii="Brill" w:hAnsi="Brill"/>
+        </w:rPr>
+        <w:t>podia</w:t>
+      </w:r>
+      <w:proofErr w:type="spellEnd"/>
+      <w:r>
+        <w:rPr>
+          <w:rFonts w:ascii="Brill" w:hAnsi="Brill"/>
+        </w:rPr>
+        <w:t xml:space="preserve"> </w:t>
+      </w:r>
+      <w:proofErr w:type="spellStart"/>
+      <w:r>
+        <w:rPr>
+          <w:rFonts w:ascii="Brill" w:hAnsi="Brill"/>
+        </w:rPr>
+        <w:t>toller</w:t>
+      </w:r>
+      <w:proofErr w:type="spellEnd"/>
+      <w:r>
+        <w:rPr>
+          <w:rFonts w:ascii="Brill" w:hAnsi="Brill"/>
+        </w:rPr>
+        <w:t xml:space="preserve"> el yerro de aquel </w:t>
+      </w:r>
+      <w:proofErr w:type="spellStart"/>
+      <w:r>
+        <w:rPr>
+          <w:rFonts w:ascii="Brill" w:hAnsi="Brill"/>
+        </w:rPr>
+        <w:t>peccado</w:t>
+      </w:r>
+      <w:proofErr w:type="spellEnd"/>
+      <w:r>
+        <w:rPr>
+          <w:rFonts w:ascii="Brill" w:hAnsi="Brill"/>
+        </w:rPr>
+        <w:t xml:space="preserve"> si no por </w:t>
+      </w:r>
+      <w:proofErr w:type="spellStart"/>
+      <w:r>
+        <w:rPr>
+          <w:rFonts w:ascii="Brill" w:hAnsi="Brill"/>
+        </w:rPr>
+        <w:t>si</w:t>
+      </w:r>
+      <w:proofErr w:type="spellEnd"/>
+      <w:r>
+        <w:rPr>
+          <w:rFonts w:ascii="Brill" w:hAnsi="Brill"/>
+        </w:rPr>
+        <w:t xml:space="preserve"> mismo </w:t>
+      </w:r>
+      <w:r>
+        <w:rPr>
+          <w:rFonts w:ascii="Brill" w:hAnsi="Brill"/>
           <w:color w:val="FF0000"/>
         </w:rPr>
         <w:t>79r</w:t>
       </w:r>
       <w:r>
         <w:rPr>
-          <w:rFonts w:ascii="Garamond" w:hAnsi="Garamond"/>
-        </w:rPr>
-        <w:t xml:space="preserve"> que conbenia que el hera criador de todo que tomase forma de criatura que es onbre Ca natura es derecha que con la cosa fuerte desfaze ombre la mas flaca e vien ansi fue esto que como quier que muy estraña cosa fuese de fazer dios Adan que fuese como de primero mucho mas fue estraño </w:t>
-      </w:r>
-      <w:r>
-        <w:rPr>
-          <w:rFonts w:ascii="Garamond" w:hAnsi="Garamond"/>
+          <w:rFonts w:ascii="Brill" w:hAnsi="Brill"/>
+        </w:rPr>
+        <w:t xml:space="preserve"> que </w:t>
+      </w:r>
+      <w:proofErr w:type="spellStart"/>
+      <w:r>
+        <w:rPr>
+          <w:rFonts w:ascii="Brill" w:hAnsi="Brill"/>
+        </w:rPr>
+        <w:t>conbenia</w:t>
+      </w:r>
+      <w:proofErr w:type="spellEnd"/>
+      <w:r>
+        <w:rPr>
+          <w:rFonts w:ascii="Brill" w:hAnsi="Brill"/>
+        </w:rPr>
+        <w:t xml:space="preserve"> que el </w:t>
+      </w:r>
+      <w:proofErr w:type="spellStart"/>
+      <w:r>
+        <w:rPr>
+          <w:rFonts w:ascii="Brill" w:hAnsi="Brill"/>
+        </w:rPr>
+        <w:t>hera</w:t>
+      </w:r>
+      <w:proofErr w:type="spellEnd"/>
+      <w:r>
+        <w:rPr>
+          <w:rFonts w:ascii="Brill" w:hAnsi="Brill"/>
+        </w:rPr>
+        <w:t xml:space="preserve"> criador de todo que tomase forma de criatura que es </w:t>
+      </w:r>
+      <w:proofErr w:type="spellStart"/>
+      <w:r>
+        <w:rPr>
+          <w:rFonts w:ascii="Brill" w:hAnsi="Brill"/>
+        </w:rPr>
+        <w:t>onbre</w:t>
+      </w:r>
+      <w:proofErr w:type="spellEnd"/>
+      <w:r>
+        <w:rPr>
+          <w:rFonts w:ascii="Brill" w:hAnsi="Brill"/>
+        </w:rPr>
+        <w:t xml:space="preserve"> Ca natura es derecha que con la cosa fuerte </w:t>
+      </w:r>
+      <w:proofErr w:type="spellStart"/>
+      <w:r>
+        <w:rPr>
+          <w:rFonts w:ascii="Brill" w:hAnsi="Brill"/>
+        </w:rPr>
+        <w:t>desfaze</w:t>
+      </w:r>
+      <w:proofErr w:type="spellEnd"/>
+      <w:r>
+        <w:rPr>
+          <w:rFonts w:ascii="Brill" w:hAnsi="Brill"/>
+        </w:rPr>
+        <w:t xml:space="preserve"> ombre la </w:t>
+      </w:r>
+      <w:proofErr w:type="spellStart"/>
+      <w:r>
+        <w:rPr>
+          <w:rFonts w:ascii="Brill" w:hAnsi="Brill"/>
+        </w:rPr>
+        <w:t>mas</w:t>
+      </w:r>
+      <w:proofErr w:type="spellEnd"/>
+      <w:r>
+        <w:rPr>
+          <w:rFonts w:ascii="Brill" w:hAnsi="Brill"/>
+        </w:rPr>
+        <w:t xml:space="preserve"> flaca e </w:t>
+      </w:r>
+      <w:proofErr w:type="spellStart"/>
+      <w:r>
+        <w:rPr>
+          <w:rFonts w:ascii="Brill" w:hAnsi="Brill"/>
+        </w:rPr>
+        <w:t>vien</w:t>
+      </w:r>
+      <w:proofErr w:type="spellEnd"/>
+      <w:r>
+        <w:rPr>
+          <w:rFonts w:ascii="Brill" w:hAnsi="Brill"/>
+        </w:rPr>
+        <w:t xml:space="preserve"> </w:t>
+      </w:r>
+      <w:proofErr w:type="spellStart"/>
+      <w:r>
+        <w:rPr>
+          <w:rFonts w:ascii="Brill" w:hAnsi="Brill"/>
+        </w:rPr>
+        <w:t>ansi</w:t>
+      </w:r>
+      <w:proofErr w:type="spellEnd"/>
+      <w:r>
+        <w:rPr>
+          <w:rFonts w:ascii="Brill" w:hAnsi="Brill"/>
+        </w:rPr>
+        <w:t xml:space="preserve"> fue esto que como quier que muy </w:t>
+      </w:r>
+      <w:proofErr w:type="spellStart"/>
+      <w:r>
+        <w:rPr>
+          <w:rFonts w:ascii="Brill" w:hAnsi="Brill"/>
+        </w:rPr>
+        <w:t>estraña</w:t>
+      </w:r>
+      <w:proofErr w:type="spellEnd"/>
+      <w:r>
+        <w:rPr>
+          <w:rFonts w:ascii="Brill" w:hAnsi="Brill"/>
+        </w:rPr>
+        <w:t xml:space="preserve"> cosa fuese de fazer dios </w:t>
+      </w:r>
+      <w:proofErr w:type="spellStart"/>
+      <w:r>
+        <w:rPr>
+          <w:rFonts w:ascii="Brill" w:hAnsi="Brill"/>
+        </w:rPr>
+        <w:t>Adan</w:t>
+      </w:r>
+      <w:proofErr w:type="spellEnd"/>
+      <w:r>
+        <w:rPr>
+          <w:rFonts w:ascii="Brill" w:hAnsi="Brill"/>
+        </w:rPr>
+        <w:t xml:space="preserve"> que fuese como de primero mucho </w:t>
+      </w:r>
+      <w:proofErr w:type="spellStart"/>
+      <w:r>
+        <w:rPr>
+          <w:rFonts w:ascii="Brill" w:hAnsi="Brill"/>
+        </w:rPr>
+        <w:t>mas</w:t>
+      </w:r>
+      <w:proofErr w:type="spellEnd"/>
+      <w:r>
+        <w:rPr>
+          <w:rFonts w:ascii="Brill" w:hAnsi="Brill"/>
+        </w:rPr>
+        <w:t xml:space="preserve"> fue </w:t>
+      </w:r>
+      <w:proofErr w:type="spellStart"/>
+      <w:r>
+        <w:rPr>
+          <w:rFonts w:ascii="Brill" w:hAnsi="Brill"/>
+        </w:rPr>
+        <w:t>estraño</w:t>
+      </w:r>
+      <w:proofErr w:type="spellEnd"/>
+      <w:r>
+        <w:rPr>
+          <w:rFonts w:ascii="Brill" w:hAnsi="Brill"/>
+        </w:rPr>
+        <w:t xml:space="preserve"> </w:t>
+      </w:r>
+      <w:r>
+        <w:rPr>
+          <w:rFonts w:ascii="Brill" w:hAnsi="Brill"/>
           <w:color w:val="FF0000"/>
         </w:rPr>
         <w:t>en fazer dios de si digo</w:t>
       </w:r>
       <w:r>
         <w:rPr>
-          <w:rFonts w:ascii="Garamond" w:hAnsi="Garamond"/>
+          <w:rFonts w:ascii="Brill" w:hAnsi="Brill"/>
           <w:color w:val="8EAADB" w:themeColor="accent1" w:themeTint="99"/>
         </w:rPr>
         <w:t xml:space="preserve"> </w:t>
       </w:r>
       <w:r>
         <w:rPr>
-          <w:rFonts w:ascii="Garamond" w:hAnsi="Garamond"/>
-        </w:rPr>
-        <w:t>en querer dios fazer de si que fuese ombre terrenal % Ca dios non ha ninguna mengua e quiere ser la mas menguada de todas las del mundo % y esto non se lo fizo fazer si non tres cosas % la primera fuerça de grand vondad que ha en el % la segunda doliendo se que no peresciese la criatura que abia fecho la tercera amostrando su poder quan maño era. que asi como el avia poder de las cosas que non heran nada tornar las a ser todas grandes y muy buenas que bien asi ha poder de tornar las grandes en pequeñas quando el quisiere Ca asi fue esto en tornar se que es dios a querrer ser ombre e por que dios havia hordenado ya esto en si mismo de fazer lo aquel tienpo que el vino que convenia que fuese por esta razon. cuenta el que lo hordenara en si mismo para fazer cuenta lo por fecho. E como quier que lo uno el fiziese luego presente asi como fizo in formar Adan e lo al tobiese e hordenado para fazer adelante vien contaba el por fecho lo uno como lo otro % E por esta razon dixo el fagamos ombre a nuestra imajen e a nuestra semejança % Ca el ya avia tomado aquella para sienpre e por aquello avia el de emendar el yerro de la otra</w:t>
+          <w:rFonts w:ascii="Brill" w:hAnsi="Brill"/>
+        </w:rPr>
+        <w:t xml:space="preserve">en querer dios fazer de </w:t>
+      </w:r>
+      <w:proofErr w:type="spellStart"/>
+      <w:r>
+        <w:rPr>
+          <w:rFonts w:ascii="Brill" w:hAnsi="Brill"/>
+        </w:rPr>
+        <w:t>si</w:t>
+      </w:r>
+      <w:proofErr w:type="spellEnd"/>
+      <w:r>
+        <w:rPr>
+          <w:rFonts w:ascii="Brill" w:hAnsi="Brill"/>
+        </w:rPr>
+        <w:t xml:space="preserve"> que fuese ombre terrenal % Ca dios non </w:t>
+      </w:r>
+      <w:proofErr w:type="spellStart"/>
+      <w:r>
+        <w:rPr>
+          <w:rFonts w:ascii="Brill" w:hAnsi="Brill"/>
+        </w:rPr>
+        <w:t>ha</w:t>
+      </w:r>
+      <w:proofErr w:type="spellEnd"/>
+      <w:r>
+        <w:rPr>
+          <w:rFonts w:ascii="Brill" w:hAnsi="Brill"/>
+        </w:rPr>
+        <w:t xml:space="preserve"> ninguna mengua e quiere ser la </w:t>
+      </w:r>
+      <w:proofErr w:type="spellStart"/>
+      <w:r>
+        <w:rPr>
+          <w:rFonts w:ascii="Brill" w:hAnsi="Brill"/>
+        </w:rPr>
+        <w:t>mas</w:t>
+      </w:r>
+      <w:proofErr w:type="spellEnd"/>
+      <w:r>
+        <w:rPr>
+          <w:rFonts w:ascii="Brill" w:hAnsi="Brill"/>
+        </w:rPr>
+        <w:t xml:space="preserve"> menguada de todas las del mundo % y esto non se lo fizo fazer si non tres cosas % la primera fuerça de grand </w:t>
+      </w:r>
+      <w:proofErr w:type="spellStart"/>
+      <w:r>
+        <w:rPr>
+          <w:rFonts w:ascii="Brill" w:hAnsi="Brill"/>
+        </w:rPr>
+        <w:t>vondad</w:t>
+      </w:r>
+      <w:proofErr w:type="spellEnd"/>
+      <w:r>
+        <w:rPr>
+          <w:rFonts w:ascii="Brill" w:hAnsi="Brill"/>
+        </w:rPr>
+        <w:t xml:space="preserve"> que ha en </w:t>
+      </w:r>
+      <w:proofErr w:type="spellStart"/>
+      <w:r>
+        <w:rPr>
+          <w:rFonts w:ascii="Brill" w:hAnsi="Brill"/>
+        </w:rPr>
+        <w:t>el</w:t>
+      </w:r>
+      <w:proofErr w:type="spellEnd"/>
+      <w:r>
+        <w:rPr>
+          <w:rFonts w:ascii="Brill" w:hAnsi="Brill"/>
+        </w:rPr>
+        <w:t xml:space="preserve"> % la segunda doliendo </w:t>
+      </w:r>
+      <w:proofErr w:type="spellStart"/>
+      <w:r>
+        <w:rPr>
+          <w:rFonts w:ascii="Brill" w:hAnsi="Brill"/>
+        </w:rPr>
+        <w:t>se</w:t>
+      </w:r>
+      <w:proofErr w:type="spellEnd"/>
+      <w:r>
+        <w:rPr>
+          <w:rFonts w:ascii="Brill" w:hAnsi="Brill"/>
+        </w:rPr>
+        <w:t xml:space="preserve"> que no </w:t>
+      </w:r>
+      <w:proofErr w:type="spellStart"/>
+      <w:r>
+        <w:rPr>
+          <w:rFonts w:ascii="Brill" w:hAnsi="Brill"/>
+        </w:rPr>
+        <w:t>peresciese</w:t>
+      </w:r>
+      <w:proofErr w:type="spellEnd"/>
+      <w:r>
+        <w:rPr>
+          <w:rFonts w:ascii="Brill" w:hAnsi="Brill"/>
+        </w:rPr>
+        <w:t xml:space="preserve"> la criatura que </w:t>
+      </w:r>
+      <w:proofErr w:type="spellStart"/>
+      <w:r>
+        <w:rPr>
+          <w:rFonts w:ascii="Brill" w:hAnsi="Brill"/>
+        </w:rPr>
+        <w:t>abia</w:t>
+      </w:r>
+      <w:proofErr w:type="spellEnd"/>
+      <w:r>
+        <w:rPr>
+          <w:rFonts w:ascii="Brill" w:hAnsi="Brill"/>
+        </w:rPr>
+        <w:t xml:space="preserve"> fecho la tercera amostrando su poder </w:t>
+      </w:r>
+      <w:proofErr w:type="spellStart"/>
+      <w:r>
+        <w:rPr>
+          <w:rFonts w:ascii="Brill" w:hAnsi="Brill"/>
+        </w:rPr>
+        <w:t>quan</w:t>
+      </w:r>
+      <w:proofErr w:type="spellEnd"/>
+      <w:r>
+        <w:rPr>
+          <w:rFonts w:ascii="Brill" w:hAnsi="Brill"/>
+        </w:rPr>
+        <w:t xml:space="preserve"> maño era. que </w:t>
+      </w:r>
+      <w:proofErr w:type="spellStart"/>
+      <w:r>
+        <w:rPr>
+          <w:rFonts w:ascii="Brill" w:hAnsi="Brill"/>
+        </w:rPr>
+        <w:t>asi</w:t>
+      </w:r>
+      <w:proofErr w:type="spellEnd"/>
+      <w:r>
+        <w:rPr>
+          <w:rFonts w:ascii="Brill" w:hAnsi="Brill"/>
+        </w:rPr>
+        <w:t xml:space="preserve"> como el </w:t>
+      </w:r>
+      <w:proofErr w:type="spellStart"/>
+      <w:r>
+        <w:rPr>
+          <w:rFonts w:ascii="Brill" w:hAnsi="Brill"/>
+        </w:rPr>
+        <w:t>avia</w:t>
+      </w:r>
+      <w:proofErr w:type="spellEnd"/>
+      <w:r>
+        <w:rPr>
+          <w:rFonts w:ascii="Brill" w:hAnsi="Brill"/>
+        </w:rPr>
+        <w:t xml:space="preserve"> poder de las cosas que non </w:t>
+      </w:r>
+      <w:proofErr w:type="spellStart"/>
+      <w:r>
+        <w:rPr>
+          <w:rFonts w:ascii="Brill" w:hAnsi="Brill"/>
+        </w:rPr>
+        <w:t>heran</w:t>
+      </w:r>
+      <w:proofErr w:type="spellEnd"/>
+      <w:r>
+        <w:rPr>
+          <w:rFonts w:ascii="Brill" w:hAnsi="Brill"/>
+        </w:rPr>
+        <w:t xml:space="preserve"> nada tornar las a ser todas grandes y muy buenas que bien </w:t>
+      </w:r>
+      <w:proofErr w:type="spellStart"/>
+      <w:r>
+        <w:rPr>
+          <w:rFonts w:ascii="Brill" w:hAnsi="Brill"/>
+        </w:rPr>
+        <w:t>asi</w:t>
+      </w:r>
+      <w:proofErr w:type="spellEnd"/>
+      <w:r>
+        <w:rPr>
+          <w:rFonts w:ascii="Brill" w:hAnsi="Brill"/>
+        </w:rPr>
+        <w:t xml:space="preserve"> ha poder de tornar las grandes en pequeñas </w:t>
+      </w:r>
+      <w:proofErr w:type="spellStart"/>
+      <w:r>
+        <w:rPr>
+          <w:rFonts w:ascii="Brill" w:hAnsi="Brill"/>
+        </w:rPr>
+        <w:t>quando</w:t>
+      </w:r>
+      <w:proofErr w:type="spellEnd"/>
+      <w:r>
+        <w:rPr>
+          <w:rFonts w:ascii="Brill" w:hAnsi="Brill"/>
+        </w:rPr>
+        <w:t xml:space="preserve"> el quisiere Ca </w:t>
+      </w:r>
+      <w:proofErr w:type="spellStart"/>
+      <w:r>
+        <w:rPr>
+          <w:rFonts w:ascii="Brill" w:hAnsi="Brill"/>
+        </w:rPr>
+        <w:t>asi</w:t>
+      </w:r>
+      <w:proofErr w:type="spellEnd"/>
+      <w:r>
+        <w:rPr>
+          <w:rFonts w:ascii="Brill" w:hAnsi="Brill"/>
+        </w:rPr>
+        <w:t xml:space="preserve"> fue esto en tornar </w:t>
+      </w:r>
+      <w:proofErr w:type="spellStart"/>
+      <w:r>
+        <w:rPr>
+          <w:rFonts w:ascii="Brill" w:hAnsi="Brill"/>
+        </w:rPr>
+        <w:t>se</w:t>
+      </w:r>
+      <w:proofErr w:type="spellEnd"/>
+      <w:r>
+        <w:rPr>
+          <w:rFonts w:ascii="Brill" w:hAnsi="Brill"/>
+        </w:rPr>
+        <w:t xml:space="preserve"> que es dios a </w:t>
+      </w:r>
+      <w:proofErr w:type="spellStart"/>
+      <w:r>
+        <w:rPr>
+          <w:rFonts w:ascii="Brill" w:hAnsi="Brill"/>
+        </w:rPr>
+        <w:t>querrer</w:t>
+      </w:r>
+      <w:proofErr w:type="spellEnd"/>
+      <w:r>
+        <w:rPr>
+          <w:rFonts w:ascii="Brill" w:hAnsi="Brill"/>
+        </w:rPr>
+        <w:t xml:space="preserve"> ser ombre e </w:t>
+      </w:r>
+      <w:proofErr w:type="spellStart"/>
+      <w:r>
+        <w:rPr>
+          <w:rFonts w:ascii="Brill" w:hAnsi="Brill"/>
+        </w:rPr>
+        <w:t>por que</w:t>
+      </w:r>
+      <w:proofErr w:type="spellEnd"/>
+      <w:r>
+        <w:rPr>
+          <w:rFonts w:ascii="Brill" w:hAnsi="Brill"/>
+        </w:rPr>
+        <w:t xml:space="preserve"> dios </w:t>
+      </w:r>
+      <w:proofErr w:type="spellStart"/>
+      <w:r>
+        <w:rPr>
+          <w:rFonts w:ascii="Brill" w:hAnsi="Brill"/>
+        </w:rPr>
+        <w:t>havia</w:t>
+      </w:r>
+      <w:proofErr w:type="spellEnd"/>
+      <w:r>
+        <w:rPr>
+          <w:rFonts w:ascii="Brill" w:hAnsi="Brill"/>
+        </w:rPr>
+        <w:t xml:space="preserve"> </w:t>
+      </w:r>
+      <w:proofErr w:type="spellStart"/>
+      <w:r>
+        <w:rPr>
+          <w:rFonts w:ascii="Brill" w:hAnsi="Brill"/>
+        </w:rPr>
+        <w:t>hordenado</w:t>
+      </w:r>
+      <w:proofErr w:type="spellEnd"/>
+      <w:r>
+        <w:rPr>
+          <w:rFonts w:ascii="Brill" w:hAnsi="Brill"/>
+        </w:rPr>
+        <w:t xml:space="preserve"> ya esto en </w:t>
+      </w:r>
+      <w:proofErr w:type="spellStart"/>
+      <w:r>
+        <w:rPr>
+          <w:rFonts w:ascii="Brill" w:hAnsi="Brill"/>
+        </w:rPr>
+        <w:t>si</w:t>
+      </w:r>
+      <w:proofErr w:type="spellEnd"/>
+      <w:r>
+        <w:rPr>
+          <w:rFonts w:ascii="Brill" w:hAnsi="Brill"/>
+        </w:rPr>
+        <w:t xml:space="preserve"> mismo de fazer lo aquel </w:t>
+      </w:r>
+      <w:proofErr w:type="spellStart"/>
+      <w:r>
+        <w:rPr>
+          <w:rFonts w:ascii="Brill" w:hAnsi="Brill"/>
+        </w:rPr>
+        <w:t>tienpo</w:t>
+      </w:r>
+      <w:proofErr w:type="spellEnd"/>
+      <w:r>
+        <w:rPr>
+          <w:rFonts w:ascii="Brill" w:hAnsi="Brill"/>
+        </w:rPr>
+        <w:t xml:space="preserve"> que el vino que convenia que fuese por esta </w:t>
+      </w:r>
+      <w:proofErr w:type="spellStart"/>
+      <w:r>
+        <w:rPr>
+          <w:rFonts w:ascii="Brill" w:hAnsi="Brill"/>
+        </w:rPr>
+        <w:t>razon</w:t>
+      </w:r>
+      <w:proofErr w:type="spellEnd"/>
+      <w:r>
+        <w:rPr>
+          <w:rFonts w:ascii="Brill" w:hAnsi="Brill"/>
+        </w:rPr>
+        <w:t xml:space="preserve">. cuenta el que lo </w:t>
+      </w:r>
+      <w:proofErr w:type="spellStart"/>
+      <w:r>
+        <w:rPr>
+          <w:rFonts w:ascii="Brill" w:hAnsi="Brill"/>
+        </w:rPr>
+        <w:t>hordenara</w:t>
+      </w:r>
+      <w:proofErr w:type="spellEnd"/>
+      <w:r>
+        <w:rPr>
+          <w:rFonts w:ascii="Brill" w:hAnsi="Brill"/>
+        </w:rPr>
+        <w:t xml:space="preserve"> en </w:t>
+      </w:r>
+      <w:proofErr w:type="spellStart"/>
+      <w:r>
+        <w:rPr>
+          <w:rFonts w:ascii="Brill" w:hAnsi="Brill"/>
+        </w:rPr>
+        <w:t>si</w:t>
+      </w:r>
+      <w:proofErr w:type="spellEnd"/>
+      <w:r>
+        <w:rPr>
+          <w:rFonts w:ascii="Brill" w:hAnsi="Brill"/>
+        </w:rPr>
+        <w:t xml:space="preserve"> mismo para fazer cuenta lo por fecho. E como quier que lo uno el </w:t>
+      </w:r>
+      <w:proofErr w:type="spellStart"/>
+      <w:r>
+        <w:rPr>
+          <w:rFonts w:ascii="Brill" w:hAnsi="Brill"/>
+        </w:rPr>
+        <w:t>fiziese</w:t>
+      </w:r>
+      <w:proofErr w:type="spellEnd"/>
+      <w:r>
+        <w:rPr>
+          <w:rFonts w:ascii="Brill" w:hAnsi="Brill"/>
+        </w:rPr>
+        <w:t xml:space="preserve"> luego presente </w:t>
+      </w:r>
+      <w:proofErr w:type="spellStart"/>
+      <w:r>
+        <w:rPr>
+          <w:rFonts w:ascii="Brill" w:hAnsi="Brill"/>
+        </w:rPr>
+        <w:t>asi</w:t>
+      </w:r>
+      <w:proofErr w:type="spellEnd"/>
+      <w:r>
+        <w:rPr>
+          <w:rFonts w:ascii="Brill" w:hAnsi="Brill"/>
+        </w:rPr>
+        <w:t xml:space="preserve"> como fizo </w:t>
+      </w:r>
+      <w:proofErr w:type="gramStart"/>
+      <w:r>
+        <w:rPr>
+          <w:rFonts w:ascii="Brill" w:hAnsi="Brill"/>
+        </w:rPr>
+        <w:t>in formar</w:t>
+      </w:r>
+      <w:proofErr w:type="gramEnd"/>
+      <w:r>
+        <w:rPr>
+          <w:rFonts w:ascii="Brill" w:hAnsi="Brill"/>
+        </w:rPr>
+        <w:t xml:space="preserve"> </w:t>
+      </w:r>
+      <w:proofErr w:type="spellStart"/>
+      <w:r>
+        <w:rPr>
+          <w:rFonts w:ascii="Brill" w:hAnsi="Brill"/>
+        </w:rPr>
+        <w:t>Adan</w:t>
+      </w:r>
+      <w:proofErr w:type="spellEnd"/>
+      <w:r>
+        <w:rPr>
+          <w:rFonts w:ascii="Brill" w:hAnsi="Brill"/>
+        </w:rPr>
+        <w:t xml:space="preserve"> e lo al </w:t>
+      </w:r>
+      <w:proofErr w:type="spellStart"/>
+      <w:r>
+        <w:rPr>
+          <w:rFonts w:ascii="Brill" w:hAnsi="Brill"/>
+        </w:rPr>
+        <w:t>tobiese</w:t>
+      </w:r>
+      <w:proofErr w:type="spellEnd"/>
+      <w:r>
+        <w:rPr>
+          <w:rFonts w:ascii="Brill" w:hAnsi="Brill"/>
+        </w:rPr>
+        <w:t xml:space="preserve"> e </w:t>
+      </w:r>
+      <w:proofErr w:type="spellStart"/>
+      <w:r>
+        <w:rPr>
+          <w:rFonts w:ascii="Brill" w:hAnsi="Brill"/>
+        </w:rPr>
+        <w:t>hordenado</w:t>
+      </w:r>
+      <w:proofErr w:type="spellEnd"/>
+      <w:r>
+        <w:rPr>
+          <w:rFonts w:ascii="Brill" w:hAnsi="Brill"/>
+        </w:rPr>
+        <w:t xml:space="preserve"> para fazer adelante </w:t>
+      </w:r>
+      <w:proofErr w:type="spellStart"/>
+      <w:r>
+        <w:rPr>
+          <w:rFonts w:ascii="Brill" w:hAnsi="Brill"/>
+        </w:rPr>
+        <w:t>vien</w:t>
+      </w:r>
+      <w:proofErr w:type="spellEnd"/>
+      <w:r>
+        <w:rPr>
+          <w:rFonts w:ascii="Brill" w:hAnsi="Brill"/>
+        </w:rPr>
+        <w:t xml:space="preserve"> contaba el por fecho lo uno como lo otro % E por esta </w:t>
+      </w:r>
+      <w:proofErr w:type="spellStart"/>
+      <w:r>
+        <w:rPr>
+          <w:rFonts w:ascii="Brill" w:hAnsi="Brill"/>
+        </w:rPr>
+        <w:t>razon</w:t>
+      </w:r>
+      <w:proofErr w:type="spellEnd"/>
+      <w:r>
+        <w:rPr>
+          <w:rFonts w:ascii="Brill" w:hAnsi="Brill"/>
+        </w:rPr>
+        <w:t xml:space="preserve"> dixo el </w:t>
+      </w:r>
+      <w:proofErr w:type="spellStart"/>
+      <w:r>
+        <w:rPr>
+          <w:rFonts w:ascii="Brill" w:hAnsi="Brill"/>
+        </w:rPr>
+        <w:t>fagamos</w:t>
+      </w:r>
+      <w:proofErr w:type="spellEnd"/>
+      <w:r>
+        <w:rPr>
+          <w:rFonts w:ascii="Brill" w:hAnsi="Brill"/>
+        </w:rPr>
+        <w:t xml:space="preserve"> ombre a nuestra </w:t>
+      </w:r>
+      <w:proofErr w:type="spellStart"/>
+      <w:r>
+        <w:rPr>
+          <w:rFonts w:ascii="Brill" w:hAnsi="Brill"/>
+        </w:rPr>
+        <w:t>imajen</w:t>
+      </w:r>
+      <w:proofErr w:type="spellEnd"/>
+      <w:r>
+        <w:rPr>
+          <w:rFonts w:ascii="Brill" w:hAnsi="Brill"/>
+        </w:rPr>
+        <w:t xml:space="preserve"> e a nuestra semejança % Ca el ya </w:t>
+      </w:r>
+      <w:proofErr w:type="spellStart"/>
+      <w:r>
+        <w:rPr>
+          <w:rFonts w:ascii="Brill" w:hAnsi="Brill"/>
+        </w:rPr>
+        <w:t>avia</w:t>
+      </w:r>
+      <w:proofErr w:type="spellEnd"/>
+      <w:r>
+        <w:rPr>
+          <w:rFonts w:ascii="Brill" w:hAnsi="Brill"/>
+        </w:rPr>
+        <w:t xml:space="preserve"> tomado aquella para </w:t>
+      </w:r>
+      <w:proofErr w:type="spellStart"/>
+      <w:r>
+        <w:rPr>
+          <w:rFonts w:ascii="Brill" w:hAnsi="Brill"/>
+        </w:rPr>
+        <w:t>sienpre</w:t>
+      </w:r>
+      <w:proofErr w:type="spellEnd"/>
+      <w:r>
+        <w:rPr>
+          <w:rFonts w:ascii="Brill" w:hAnsi="Brill"/>
+        </w:rPr>
+        <w:t xml:space="preserve"> e por aquello </w:t>
+      </w:r>
+      <w:proofErr w:type="spellStart"/>
+      <w:r>
+        <w:rPr>
+          <w:rFonts w:ascii="Brill" w:hAnsi="Brill"/>
+        </w:rPr>
+        <w:t>avia</w:t>
+      </w:r>
+      <w:proofErr w:type="spellEnd"/>
+      <w:r>
+        <w:rPr>
+          <w:rFonts w:ascii="Brill" w:hAnsi="Brill"/>
+        </w:rPr>
+        <w:t xml:space="preserve"> el de emendar el yerro de la otra</w:t>
       </w:r>
     </w:p>
     <w:sectPr>
@@ -79,7 +1613,7 @@
 </file>
 
 <file path=word/styles.xml><?xml version="1.0" encoding="utf-8"?>
-<w:styles xmlns:mc="http://schemas.openxmlformats.org/markup-compatibility/2006" xmlns:r="http://schemas.openxmlformats.org/officeDocument/2006/relationships" xmlns:w="http://schemas.openxmlformats.org/wordprocessingml/2006/main" xmlns:w14="http://schemas.microsoft.com/office/word/2010/wordml" xmlns:w15="http://schemas.microsoft.com/office/word/2012/wordml" xmlns:w16cex="http://schemas.microsoft.com/office/word/2018/wordml/cex" xmlns:w16cid="http://schemas.microsoft.com/office/word/2016/wordml/cid" xmlns:w16="http://schemas.microsoft.com/office/word/2018/wordml" xmlns:w16sdtdh="http://schemas.microsoft.com/office/word/2020/wordml/sdtdatahash" xmlns:w16se="http://schemas.microsoft.com/office/word/2015/wordml/symex" mc:Ignorable="w14 w15 w16se w16cid w16 w16cex w16sdtdh">
+<w:styles xmlns:mc="http://schemas.openxmlformats.org/markup-compatibility/2006" xmlns:r="http://schemas.openxmlformats.org/officeDocument/2006/relationships" xmlns:w="http://schemas.openxmlformats.org/wordprocessingml/2006/main" xmlns:w14="http://schemas.microsoft.com/office/word/2010/wordml" xmlns:w15="http://schemas.microsoft.com/office/word/2012/wordml" xmlns:w16cex="http://schemas.microsoft.com/office/word/2018/wordml/cex" xmlns:w16cid="http://schemas.microsoft.com/office/word/2016/wordml/cid" xmlns:w16="http://schemas.microsoft.com/office/word/2018/wordml" xmlns:w16du="http://schemas.microsoft.com/office/word/2023/wordml/word16du" xmlns:w16sdtdh="http://schemas.microsoft.com/office/word/2020/wordml/sdtdatahash" xmlns:w16sdtfl="http://schemas.microsoft.com/office/word/2024/wordml/sdtformatlock" xmlns:w16se="http://schemas.microsoft.com/office/word/2015/wordml/symex" mc:Ignorable="w14 w15 w16se w16cid w16 w16cex w16sdtdh w16sdtfl w16du">
   <w:docDefaults>
     <w:rPrDefault>
       <w:rPr>
